--- a/docs/word/Supplier Portal - User Guide.docx
+++ b/docs/word/Supplier Portal - User Guide.docx
@@ -186,7 +186,7 @@
                 <w:sz w:val="18"/>
                 <w:szCs w:val="18"/>
               </w:rPr>
-              <w:t xml:space="preserve">User Guide — Internal Staff</w:t>
+              <w:t xml:space="preserve">User Guide — Internal Staff (Supplier Portal)</w:t>
             </w:r>
           </w:p>
         </w:tc>
@@ -215,6 +215,63 @@
                 <w:sz w:val="18"/>
                 <w:szCs w:val="18"/>
               </w:rPr>
+              <w:t xml:space="preserve">Scope</w:t>
+            </w:r>
+          </w:p>
+        </w:tc>
+        <w:tc>
+          <w:tcPr>
+            <w:tcW w:type="dxa" w:w="6600"/>
+            <w:tcMar>
+              <w:top w:type="dxa" w:w="40"/>
+              <w:left w:type="dxa" w:w="70"/>
+              <w:bottom w:type="dxa" w:w="40"/>
+              <w:right w:type="dxa" w:w="70"/>
+            </w:tcMar>
+          </w:tcPr>
+          <w:p>
+            <w:pPr>
+              <w:spacing w:after="0" w:line="240"/>
+            </w:pPr>
+            <w:r>
+              <w:rPr>
+                <w:rFonts w:ascii="Calibri" w:cs="Calibri" w:eastAsia="Calibri" w:hAnsi="Calibri"/>
+                <w:b w:val="false"/>
+                <w:bCs w:val="false"/>
+                <w:color w:val="22303F"/>
+                <w:sz w:val="18"/>
+                <w:szCs w:val="18"/>
+              </w:rPr>
+              <w:t xml:space="preserve">Supplier Portal only</w:t>
+            </w:r>
+          </w:p>
+        </w:tc>
+      </w:tr>
+      <w:tr>
+        <w:tc>
+          <w:tcPr>
+            <w:tcW w:type="dxa" w:w="3200"/>
+            <w:shd w:fill="F1F4F9" w:color="auto" w:val="clear"/>
+            <w:tcMar>
+              <w:top w:type="dxa" w:w="40"/>
+              <w:left w:type="dxa" w:w="70"/>
+              <w:bottom w:type="dxa" w:w="40"/>
+              <w:right w:type="dxa" w:w="70"/>
+            </w:tcMar>
+          </w:tcPr>
+          <w:p>
+            <w:pPr>
+              <w:spacing w:after="0" w:line="240"/>
+            </w:pPr>
+            <w:r>
+              <w:rPr>
+                <w:rFonts w:ascii="Calibri" w:cs="Calibri" w:eastAsia="Calibri" w:hAnsi="Calibri"/>
+                <w:b/>
+                <w:bCs/>
+                <w:color w:val="22303F"/>
+                <w:sz w:val="18"/>
+                <w:szCs w:val="18"/>
+              </w:rPr>
               <w:t xml:space="preserve">Audience</w:t>
             </w:r>
           </w:p>
@@ -222,6 +279,7 @@
         <w:tc>
           <w:tcPr>
             <w:tcW w:type="dxa" w:w="6600"/>
+            <w:shd w:fill="F1F4F9" w:color="auto" w:val="clear"/>
             <w:tcMar>
               <w:top w:type="dxa" w:w="40"/>
               <w:left w:type="dxa" w:w="70"/>
@@ -251,7 +309,6 @@
         <w:tc>
           <w:tcPr>
             <w:tcW w:type="dxa" w:w="3200"/>
-            <w:shd w:fill="F1F4F9" w:color="auto" w:val="clear"/>
             <w:tcMar>
               <w:top w:type="dxa" w:w="40"/>
               <w:left w:type="dxa" w:w="70"/>
@@ -279,7 +336,6 @@
         <w:tc>
           <w:tcPr>
             <w:tcW w:type="dxa" w:w="6600"/>
-            <w:shd w:fill="F1F4F9" w:color="auto" w:val="clear"/>
             <w:tcMar>
               <w:top w:type="dxa" w:w="40"/>
               <w:left w:type="dxa" w:w="70"/>
@@ -300,7 +356,7 @@
                 <w:sz w:val="18"/>
                 <w:szCs w:val="18"/>
               </w:rPr>
-              <w:t xml:space="preserve">1.0</w:t>
+              <w:t xml:space="preserve">2.0</w:t>
             </w:r>
           </w:p>
         </w:tc>
@@ -309,6 +365,7 @@
         <w:tc>
           <w:tcPr>
             <w:tcW w:type="dxa" w:w="3200"/>
+            <w:shd w:fill="F1F4F9" w:color="auto" w:val="clear"/>
             <w:tcMar>
               <w:top w:type="dxa" w:w="40"/>
               <w:left w:type="dxa" w:w="70"/>
@@ -336,6 +393,7 @@
         <w:tc>
           <w:tcPr>
             <w:tcW w:type="dxa" w:w="6600"/>
+            <w:shd w:fill="F1F4F9" w:color="auto" w:val="clear"/>
             <w:tcMar>
               <w:top w:type="dxa" w:w="40"/>
               <w:left w:type="dxa" w:w="70"/>
@@ -522,7 +580,7 @@
           <w:sz w:val="21"/>
           <w:szCs w:val="21"/>
         </w:rPr>
-        <w:t xml:space="preserve">Access is scoped by role and business unit. Administrators see everything; a Normal User sees the suppliers/customers assigned to them or owned by their department within their business units. Use the theme toggle (top bar) for light/dark mode.</w:t>
+        <w:t xml:space="preserve">Access is scoped by role and business unit. Administrators see everything; a Normal User sees the suppliers assigned to them or owned by their department within their business units. Use the theme toggle (top bar) for light/dark mode.</w:t>
       </w:r>
     </w:p>
     <w:p>
@@ -1099,37 +1157,7 @@
           <w:sz w:val="30"/>
           <w:szCs w:val="30"/>
         </w:rPr>
-        <w:t xml:space="preserve">5. Manage Customer</w:t>
-      </w:r>
-    </w:p>
-    <w:p>
-      <w:pPr>
-        <w:spacing w:after="120" w:line="276"/>
-      </w:pPr>
-      <w:r>
-        <w:rPr>
-          <w:rFonts w:ascii="Calibri" w:cs="Calibri" w:eastAsia="Calibri" w:hAnsi="Calibri"/>
-          <w:sz w:val="21"/>
-          <w:szCs w:val="21"/>
-        </w:rPr>
-        <w:t xml:space="preserve">The Customer module mirrors the supplier flow for KYC records: a dashboard scoped to your business units, register/edit, self-service with OTP, a configurable KYC document checklist, and a Draft → For Review → Completed workflow.</w:t>
-      </w:r>
-    </w:p>
-    <w:p>
-      <w:pPr>
-        <w:pStyle w:val="Heading1"/>
-        <w:spacing w:after="120" w:before="260"/>
-      </w:pPr>
-      <w:r>
-        <w:rPr>
-          <w:rFonts w:ascii="Calibri" w:cs="Calibri" w:eastAsia="Calibri" w:hAnsi="Calibri"/>
-          <w:b/>
-          <w:bCs/>
-          <w:color w:val="0B2545"/>
-          <w:sz w:val="30"/>
-          <w:szCs w:val="30"/>
-        </w:rPr>
-        <w:t xml:space="preserve">6. Tips</w:t>
+        <w:t xml:space="preserve">5. Tips</w:t>
       </w:r>
     </w:p>
     <w:p>
